--- a/projektovanje-softvera/docs/ispit_v1.docx
+++ b/projektovanje-softvera/docs/ispit_v1.docx
@@ -5,160 +5,428 @@
     <w:p>
       <w:pPr>
         <w:pStyle w:val="Normal"/>
-        <w:spacing w:before="1200" w:after="200"/>
+        <w:spacing w:before="0" w:after="120"/>
         <w:jc w:val="center"/>
-        <w:rPr>
-          <w:lang w:val="sr-Latn-RS"/>
-        </w:rPr>
+        <w:rPr/>
       </w:pPr>
       <w:r>
         <w:rPr>
           <w:b/>
-          <w:color w:val="1A2F45"/>
-          <w:sz w:val="40"/>
-          <w:lang w:val="sr-Latn-RS"/>
-        </w:rPr>
-        <w:t>AUTONOMOUS MULTI-SENSOR COMMAND SYSTEM</w:t>
+          <w:i w:val="false"/>
+          <w:color w:val="002060"/>
+          <w:sz w:val="26"/>
+        </w:rPr>
+        <w:t>UNIVERZITET PRIVREDNA AKADEMIJA U NOVOM SADU</w:t>
       </w:r>
     </w:p>
     <w:p>
       <w:pPr>
         <w:pStyle w:val="Normal"/>
+        <w:spacing w:before="0" w:after="40"/>
         <w:jc w:val="center"/>
-        <w:rPr>
-          <w:lang w:val="sr-Latn-RS"/>
-        </w:rPr>
+        <w:rPr/>
       </w:pPr>
       <w:r>
         <w:rPr>
-          <w:i/>
-          <w:color w:val="2E4E6E"/>
-          <w:sz w:val="30"/>
-          <w:lang w:val="sr-Latn-RS"/>
-        </w:rPr>
-        <w:t>For Unmanned Battle Zones</w:t>
+          <w:b/>
+          <w:i w:val="false"/>
+          <w:color w:val="002060"/>
+          <w:sz w:val="24"/>
+        </w:rPr>
+        <w:t>FAKULTET ZA EKONOMIJU I INŽENJERSKI MENADŽMENT</w:t>
       </w:r>
     </w:p>
     <w:p>
       <w:pPr>
         <w:pStyle w:val="Normal"/>
-        <w:rPr>
-          <w:lang w:val="sr-Latn-RS"/>
-        </w:rPr>
+        <w:spacing w:before="0" w:after="600"/>
+        <w:jc w:val="center"/>
+        <w:rPr/>
       </w:pPr>
       <w:r>
         <w:rPr>
-          <w:lang w:val="sr-Latn-RS"/>
-        </w:rPr>
+          <w:b/>
+          <w:i w:val="false"/>
+          <w:color w:val="002060"/>
+          <w:sz w:val="24"/>
+        </w:rPr>
+        <w:drawing>
+          <wp:inline distT="0" distB="0" distL="0" distR="0">
+            <wp:extent cx="2762250" cy="979170"/>
+            <wp:effectExtent l="0" t="0" r="0" b="0"/>
+            <wp:docPr id="1" name="Picture 1 Copy 1" descr=""/>
+            <wp:cNvGraphicFramePr>
+              <a:graphicFrameLocks xmlns:a="http://schemas.openxmlformats.org/drawingml/2006/main" noChangeAspect="1"/>
+            </wp:cNvGraphicFramePr>
+            <a:graphic xmlns:a="http://schemas.openxmlformats.org/drawingml/2006/main">
+              <a:graphicData uri="http://schemas.openxmlformats.org/drawingml/2006/picture">
+                <pic:pic xmlns:pic="http://schemas.openxmlformats.org/drawingml/2006/picture">
+                  <pic:nvPicPr>
+                    <pic:cNvPr id="1" name="Picture 1 Copy 1" descr=""/>
+                    <pic:cNvPicPr>
+                      <a:picLocks noChangeAspect="1" noChangeArrowheads="1"/>
+                    </pic:cNvPicPr>
+                  </pic:nvPicPr>
+                  <pic:blipFill>
+                    <a:blip r:embed="rId2"/>
+                    <a:stretch>
+                      <a:fillRect/>
+                    </a:stretch>
+                  </pic:blipFill>
+                  <pic:spPr bwMode="auto">
+                    <a:xfrm>
+                      <a:off x="0" y="0"/>
+                      <a:ext cx="2762250" cy="979170"/>
+                    </a:xfrm>
+                    <a:prstGeom prst="rect">
+                      <a:avLst/>
+                    </a:prstGeom>
+                  </pic:spPr>
+                </pic:pic>
+              </a:graphicData>
+            </a:graphic>
+          </wp:inline>
+        </w:drawing>
       </w:r>
     </w:p>
     <w:p>
       <w:pPr>
         <w:pStyle w:val="Normal"/>
+        <w:pBdr>
+          <w:bottom w:val="single" w:sz="6" w:space="1" w:color="002060"/>
+        </w:pBdr>
+        <w:spacing w:before="0" w:after="0"/>
         <w:jc w:val="center"/>
         <w:rPr>
-          <w:lang w:val="sr-Latn-RS"/>
+          <w:b/>
+          <w:i w:val="false"/>
+          <w:i w:val="false"/>
+          <w:color w:val="002060"/>
+          <w:sz w:val="44"/>
         </w:rPr>
       </w:pPr>
       <w:r>
-        <w:rPr>
-          <w:b/>
-          <w:sz w:val="22"/>
-          <w:lang w:val="sr-Latn-RS"/>
-        </w:rPr>
-        <w:t xml:space="preserve">Predmet: </w:t>
-      </w:r>
-      <w:r>
-        <w:rPr>
-          <w:sz w:val="22"/>
-          <w:lang w:val="sr-Latn-RS"/>
-        </w:rPr>
-        <w:t>Projektovanje softvera</w:t>
+        <w:rPr/>
       </w:r>
     </w:p>
     <w:p>
       <w:pPr>
         <w:pStyle w:val="Normal"/>
+        <w:spacing w:before="600" w:after="80"/>
         <w:jc w:val="center"/>
         <w:rPr>
-          <w:lang w:val="sr-Latn-RS"/>
+          <w:b w:val="false"/>
+          <w:bCs w:val="false"/>
         </w:rPr>
       </w:pPr>
       <w:r>
         <w:rPr>
-          <w:b/>
-          <w:sz w:val="22"/>
-          <w:lang w:val="sr-Latn-RS"/>
-        </w:rPr>
-        <w:t xml:space="preserve">Studijski program: </w:t>
-      </w:r>
-      <w:r>
-        <w:rPr>
-          <w:sz w:val="22"/>
-          <w:lang w:val="sr-Latn-RS"/>
-        </w:rPr>
-        <w:t>Master studije — Softversko inženjerstvo</w:t>
+          <w:b w:val="false"/>
+          <w:bCs w:val="false"/>
+          <w:i w:val="false"/>
+          <w:color w:val="000000"/>
+          <w:sz w:val="24"/>
+        </w:rPr>
+        <w:t>Naziv predmeta:</w:t>
       </w:r>
     </w:p>
     <w:p>
       <w:pPr>
         <w:pStyle w:val="Normal"/>
+        <w:spacing w:before="0" w:after="320"/>
         <w:jc w:val="center"/>
         <w:rPr>
-          <w:lang w:val="sr-Latn-RS"/>
+          <w:b/>
+          <w:bCs/>
+          <w:sz w:val="32"/>
+          <w:szCs w:val="32"/>
         </w:rPr>
       </w:pPr>
       <w:r>
         <w:rPr>
           <w:b/>
-          <w:sz w:val="22"/>
-          <w:lang w:val="sr-Latn-RS"/>
-        </w:rPr>
-        <w:t xml:space="preserve">Akademska godina: </w:t>
-      </w:r>
-      <w:r>
-        <w:rPr>
-          <w:sz w:val="22"/>
-          <w:lang w:val="sr-Latn-RS"/>
-        </w:rPr>
-        <w:t>2025/2026</w:t>
+          <w:bCs/>
+          <w:i w:val="false"/>
+          <w:color w:val="000000"/>
+          <w:sz w:val="32"/>
+          <w:szCs w:val="32"/>
+        </w:rPr>
+        <w:t>Projektovanje softwera</w:t>
       </w:r>
     </w:p>
     <w:p>
       <w:pPr>
         <w:pStyle w:val="Normal"/>
+        <w:spacing w:before="0" w:after="320"/>
         <w:jc w:val="center"/>
         <w:rPr>
-          <w:lang w:val="sr-Latn-RS"/>
+          <w:b w:val="false"/>
+          <w:i w:val="false"/>
+          <w:i w:val="false"/>
+          <w:color w:val="000000"/>
+          <w:sz w:val="24"/>
         </w:rPr>
       </w:pPr>
       <w:r>
-        <w:rPr>
-          <w:b/>
-          <w:sz w:val="22"/>
-          <w:lang w:val="sr-Latn-RS"/>
-        </w:rPr>
-        <w:t xml:space="preserve">Datum: </w:t>
-      </w:r>
-      <w:r>
-        <w:rPr>
-          <w:sz w:val="22"/>
-          <w:lang w:val="sr-Latn-RS"/>
-        </w:rPr>
-        <w:t>Mart 2026</w:t>
+        <w:rPr/>
       </w:r>
     </w:p>
     <w:p>
       <w:pPr>
         <w:pStyle w:val="Normal"/>
-        <w:rPr>
-          <w:lang w:val="sr-Latn-RS"/>
+        <w:spacing w:before="0" w:after="80"/>
+        <w:jc w:val="center"/>
+        <w:rPr>
+          <w:b w:val="false"/>
+          <w:bCs w:val="false"/>
         </w:rPr>
       </w:pPr>
       <w:r>
         <w:rPr>
-          <w:lang w:val="sr-Latn-RS"/>
-        </w:rPr>
+          <w:b w:val="false"/>
+          <w:bCs w:val="false"/>
+          <w:i w:val="false"/>
+          <w:color w:val="000000"/>
+          <w:sz w:val="24"/>
+        </w:rPr>
+        <w:t>Tema rada:</w:t>
+      </w:r>
+    </w:p>
+    <w:p>
+      <w:pPr>
+        <w:pStyle w:val="Normal"/>
+        <w:spacing w:before="0" w:after="800"/>
+        <w:jc w:val="center"/>
+        <w:rPr>
+          <w:b/>
+          <w:bCs/>
+          <w:strike w:val="false"/>
+          <w:dstrike w:val="false"/>
+          <w:sz w:val="32"/>
+          <w:szCs w:val="32"/>
+        </w:rPr>
+      </w:pPr>
+      <w:r>
+        <w:rPr>
+          <w:b/>
+          <w:bCs/>
+          <w:i w:val="false"/>
+          <w:strike w:val="false"/>
+          <w:dstrike w:val="false"/>
+          <w:color w:val="000000"/>
+          <w:sz w:val="32"/>
+          <w:szCs w:val="32"/>
+        </w:rPr>
+        <w:t>Autonomous Multi-Senzor Command System for Unmanned Battle Zones for Army</w:t>
+      </w:r>
+    </w:p>
+    <w:p>
+      <w:pPr>
+        <w:pStyle w:val="Normal"/>
+        <w:spacing w:before="0" w:after="80"/>
+        <w:jc w:val="left"/>
+        <w:rPr>
+          <w:b/>
+          <w:i w:val="false"/>
+          <w:i w:val="false"/>
+          <w:color w:val="000000"/>
+          <w:sz w:val="24"/>
+        </w:rPr>
+      </w:pPr>
+      <w:r>
+        <w:rPr/>
+      </w:r>
+    </w:p>
+    <w:p>
+      <w:pPr>
+        <w:pStyle w:val="Normal"/>
+        <w:spacing w:before="0" w:after="80"/>
+        <w:jc w:val="left"/>
+        <w:rPr>
+          <w:b/>
+          <w:i w:val="false"/>
+          <w:i w:val="false"/>
+          <w:color w:val="000000"/>
+          <w:sz w:val="24"/>
+        </w:rPr>
+      </w:pPr>
+      <w:r>
+        <w:rPr/>
+      </w:r>
+    </w:p>
+    <w:p>
+      <w:pPr>
+        <w:pStyle w:val="Normal"/>
+        <w:spacing w:before="0" w:after="80"/>
+        <w:jc w:val="left"/>
+        <w:rPr>
+          <w:b/>
+          <w:i w:val="false"/>
+          <w:i w:val="false"/>
+          <w:color w:val="000000"/>
+          <w:sz w:val="24"/>
+        </w:rPr>
+      </w:pPr>
+      <w:r>
+        <w:rPr/>
+      </w:r>
+    </w:p>
+    <w:p>
+      <w:pPr>
+        <w:pStyle w:val="Normal"/>
+        <w:spacing w:before="0" w:after="80"/>
+        <w:jc w:val="left"/>
+        <w:rPr/>
+      </w:pPr>
+      <w:r>
+        <w:rPr>
+          <w:b/>
+          <w:i w:val="false"/>
+          <w:color w:val="000000"/>
+          <w:sz w:val="24"/>
+        </w:rPr>
+        <w:t>Mentori:</w:t>
+      </w:r>
+    </w:p>
+    <w:p>
+      <w:pPr>
+        <w:pStyle w:val="Normal"/>
+        <w:spacing w:before="0" w:after="40"/>
+        <w:jc w:val="left"/>
+        <w:rPr/>
+      </w:pPr>
+      <w:r>
+        <w:rPr>
+          <w:b w:val="false"/>
+          <w:i w:val="false"/>
+          <w:color w:val="000000"/>
+          <w:sz w:val="24"/>
+        </w:rPr>
+        <w:t>Prof. dr Dragan Solesa</w:t>
+      </w:r>
+    </w:p>
+    <w:p>
+      <w:pPr>
+        <w:pStyle w:val="Normal"/>
+        <w:spacing w:before="0" w:after="320"/>
+        <w:jc w:val="left"/>
+        <w:rPr/>
+      </w:pPr>
+      <w:r>
+        <w:rPr>
+          <w:b w:val="false"/>
+          <w:i w:val="false"/>
+          <w:color w:val="000000"/>
+          <w:sz w:val="24"/>
+        </w:rPr>
+        <w:t>MSc Nikola Jović</w:t>
+      </w:r>
+    </w:p>
+    <w:p>
+      <w:pPr>
+        <w:pStyle w:val="Normal"/>
+        <w:spacing w:before="0" w:after="80"/>
+        <w:jc w:val="left"/>
+        <w:rPr/>
+      </w:pPr>
+      <w:r>
+        <w:rPr>
+          <w:b/>
+          <w:i w:val="false"/>
+          <w:color w:val="000000"/>
+          <w:sz w:val="24"/>
+        </w:rPr>
+        <w:t>Student:</w:t>
+      </w:r>
+    </w:p>
+    <w:p>
+      <w:pPr>
+        <w:pStyle w:val="Normal"/>
+        <w:spacing w:before="0" w:after="40"/>
+        <w:jc w:val="left"/>
+        <w:rPr/>
+      </w:pPr>
+      <w:r>
+        <w:rPr>
+          <w:b w:val="false"/>
+          <w:i w:val="false"/>
+          <w:color w:val="000000"/>
+          <w:sz w:val="24"/>
+        </w:rPr>
+        <w:t>Miloš Nešić</w:t>
+      </w:r>
+    </w:p>
+    <w:p>
+      <w:pPr>
+        <w:pStyle w:val="Normal"/>
+        <w:spacing w:before="0" w:after="800"/>
+        <w:jc w:val="left"/>
+        <w:rPr/>
+      </w:pPr>
+      <w:r>
+        <w:rPr>
+          <w:b w:val="false"/>
+          <w:i w:val="false"/>
+          <w:color w:val="000000"/>
+          <w:sz w:val="24"/>
+        </w:rPr>
+        <w:t>Broj indeksa: MS IN 4/2025</w:t>
+      </w:r>
+    </w:p>
+    <w:p>
+      <w:pPr>
+        <w:pStyle w:val="Normal"/>
+        <w:spacing w:before="0" w:after="0"/>
+        <w:jc w:val="center"/>
+        <w:rPr/>
+      </w:pPr>
+      <w:r>
+        <w:rPr/>
+      </w:r>
+    </w:p>
+    <w:p>
+      <w:pPr>
+        <w:pStyle w:val="Normal"/>
+        <w:spacing w:before="0" w:after="0"/>
+        <w:jc w:val="center"/>
+        <w:rPr/>
+      </w:pPr>
+      <w:r>
+        <w:rPr/>
+      </w:r>
+    </w:p>
+    <w:p>
+      <w:pPr>
+        <w:pStyle w:val="Normal"/>
+        <w:spacing w:before="0" w:after="0"/>
+        <w:jc w:val="center"/>
+        <w:rPr/>
+      </w:pPr>
+      <w:r>
+        <w:rPr/>
+      </w:r>
+    </w:p>
+    <w:p>
+      <w:pPr>
+        <w:pStyle w:val="Normal"/>
+        <w:spacing w:before="0" w:after="0"/>
+        <w:jc w:val="center"/>
+        <w:rPr>
+          <w:b w:val="false"/>
+          <w:bCs w:val="false"/>
+          <w:sz w:val="24"/>
+          <w:szCs w:val="24"/>
+        </w:rPr>
+      </w:pPr>
+      <w:r>
+        <w:rPr>
+          <w:b w:val="false"/>
+          <w:bCs w:val="false"/>
+          <w:color w:val="1A2F45"/>
+          <w:sz w:val="24"/>
+          <w:szCs w:val="24"/>
+        </w:rPr>
+        <w:t>Novi Sad, 2026.</w:t>
       </w:r>
       <w:r>
         <w:br w:type="page"/>
@@ -321,22 +589,18 @@
     </w:p>
     <w:p>
       <w:pPr>
-        <w:pStyle w:val="ListBullet"/>
+        <w:pStyle w:val="Normal"/>
         <w:numPr>
           <w:ilvl w:val="0"/>
           <w:numId w:val="1"/>
         </w:numPr>
-        <w:spacing w:before="0" w:after="60"/>
-        <w:contextualSpacing/>
+        <w:spacing w:before="0" w:after="120"/>
         <w:rPr>
           <w:lang w:val="sr-Latn-RS"/>
         </w:rPr>
       </w:pPr>
       <w:r>
-        <w:rPr>
-          <w:sz w:val="22"/>
-          <w:lang w:val="sr-Latn-RS"/>
-        </w:rPr>
+        <w:rPr/>
         <w:t>Odluka operatera: zaštita principa čovek-u-petlji (Human-in-the-Loop) — operator mora odobriti svaku odbrambenu akciju</w:t>
       </w:r>
     </w:p>
@@ -3435,14 +3699,12 @@
         </w:rPr>
       </w:pPr>
       <w:r>
-        <w:rPr>
-          <w:lang w:val="sr-Latn-RS"/>
-        </w:rPr>
+        <w:rPr/>
         <w:drawing>
           <wp:inline distT="0" distB="0" distL="0" distR="0">
             <wp:extent cx="2654935" cy="5419725"/>
             <wp:effectExtent l="0" t="0" r="0" b="0"/>
-            <wp:docPr id="1" name="Picture 1" descr=""/>
+            <wp:docPr id="2" name="Picture 1" descr=""/>
             <wp:cNvGraphicFramePr>
               <a:graphicFrameLocks xmlns:a="http://schemas.openxmlformats.org/drawingml/2006/main" noChangeAspect="1"/>
             </wp:cNvGraphicFramePr>
@@ -3450,13 +3712,13 @@
               <a:graphicData uri="http://schemas.openxmlformats.org/drawingml/2006/picture">
                 <pic:pic xmlns:pic="http://schemas.openxmlformats.org/drawingml/2006/picture">
                   <pic:nvPicPr>
-                    <pic:cNvPr id="1" name="Picture 1" descr=""/>
+                    <pic:cNvPr id="2" name="Picture 1" descr=""/>
                     <pic:cNvPicPr>
                       <a:picLocks noChangeAspect="1" noChangeArrowheads="1"/>
                     </pic:cNvPicPr>
                   </pic:nvPicPr>
                   <pic:blipFill>
-                    <a:blip r:embed="rId2"/>
+                    <a:blip r:embed="rId3"/>
                     <a:stretch>
                       <a:fillRect/>
                     </a:stretch>
@@ -5587,14 +5849,12 @@
         </w:rPr>
       </w:pPr>
       <w:r>
-        <w:rPr>
-          <w:lang w:val="sr-Latn-RS"/>
-        </w:rPr>
+        <w:rPr/>
         <w:drawing>
           <wp:inline distT="0" distB="0" distL="0" distR="0">
             <wp:extent cx="5400040" cy="2126615"/>
             <wp:effectExtent l="0" t="0" r="0" b="0"/>
-            <wp:docPr id="2" name="Picture 2" descr=""/>
+            <wp:docPr id="3" name="Picture 2" descr=""/>
             <wp:cNvGraphicFramePr>
               <a:graphicFrameLocks xmlns:a="http://schemas.openxmlformats.org/drawingml/2006/main" noChangeAspect="1"/>
             </wp:cNvGraphicFramePr>
@@ -5602,13 +5862,13 @@
               <a:graphicData uri="http://schemas.openxmlformats.org/drawingml/2006/picture">
                 <pic:pic xmlns:pic="http://schemas.openxmlformats.org/drawingml/2006/picture">
                   <pic:nvPicPr>
-                    <pic:cNvPr id="2" name="Picture 2" descr=""/>
+                    <pic:cNvPr id="3" name="Picture 2" descr=""/>
                     <pic:cNvPicPr>
                       <a:picLocks noChangeAspect="1" noChangeArrowheads="1"/>
                     </pic:cNvPicPr>
                   </pic:nvPicPr>
                   <pic:blipFill>
-                    <a:blip r:embed="rId3"/>
+                    <a:blip r:embed="rId4"/>
                     <a:stretch>
                       <a:fillRect/>
                     </a:stretch>
@@ -5892,14 +6152,12 @@
         </w:rPr>
       </w:pPr>
       <w:r>
-        <w:rPr>
-          <w:lang w:val="sr-Latn-RS"/>
-        </w:rPr>
+        <w:rPr/>
         <w:drawing>
           <wp:inline distT="0" distB="0" distL="0" distR="0">
             <wp:extent cx="5039995" cy="5210175"/>
             <wp:effectExtent l="0" t="0" r="0" b="0"/>
-            <wp:docPr id="3" name="Picture 3" descr=""/>
+            <wp:docPr id="4" name="Picture 3" descr=""/>
             <wp:cNvGraphicFramePr>
               <a:graphicFrameLocks xmlns:a="http://schemas.openxmlformats.org/drawingml/2006/main" noChangeAspect="1"/>
             </wp:cNvGraphicFramePr>
@@ -5907,13 +6165,13 @@
               <a:graphicData uri="http://schemas.openxmlformats.org/drawingml/2006/picture">
                 <pic:pic xmlns:pic="http://schemas.openxmlformats.org/drawingml/2006/picture">
                   <pic:nvPicPr>
-                    <pic:cNvPr id="3" name="Picture 3" descr=""/>
+                    <pic:cNvPr id="4" name="Picture 3" descr=""/>
                     <pic:cNvPicPr>
                       <a:picLocks noChangeAspect="1" noChangeArrowheads="1"/>
                     </pic:cNvPicPr>
                   </pic:nvPicPr>
                   <pic:blipFill>
-                    <a:blip r:embed="rId4"/>
+                    <a:blip r:embed="rId5"/>
                     <a:stretch>
                       <a:fillRect/>
                     </a:stretch>
@@ -6195,14 +6453,12 @@
         </w:rPr>
       </w:pPr>
       <w:r>
-        <w:rPr>
-          <w:lang w:val="sr-Latn-RS"/>
-        </w:rPr>
+        <w:rPr/>
         <w:drawing>
           <wp:inline distT="0" distB="0" distL="0" distR="0">
             <wp:extent cx="4276725" cy="6224905"/>
             <wp:effectExtent l="0" t="0" r="0" b="0"/>
-            <wp:docPr id="4" name="Picture 4" descr=""/>
+            <wp:docPr id="5" name="Picture 4" descr=""/>
             <wp:cNvGraphicFramePr>
               <a:graphicFrameLocks xmlns:a="http://schemas.openxmlformats.org/drawingml/2006/main" noChangeAspect="1"/>
             </wp:cNvGraphicFramePr>
@@ -6210,13 +6466,13 @@
               <a:graphicData uri="http://schemas.openxmlformats.org/drawingml/2006/picture">
                 <pic:pic xmlns:pic="http://schemas.openxmlformats.org/drawingml/2006/picture">
                   <pic:nvPicPr>
-                    <pic:cNvPr id="4" name="Picture 4" descr=""/>
+                    <pic:cNvPr id="5" name="Picture 4" descr=""/>
                     <pic:cNvPicPr>
                       <a:picLocks noChangeAspect="1" noChangeArrowheads="1"/>
                     </pic:cNvPicPr>
                   </pic:nvPicPr>
                   <pic:blipFill>
-                    <a:blip r:embed="rId5"/>
+                    <a:blip r:embed="rId6"/>
                     <a:stretch>
                       <a:fillRect/>
                     </a:stretch>
@@ -6540,14 +6796,12 @@
         </w:rPr>
       </w:pPr>
       <w:r>
-        <w:rPr>
-          <w:lang w:val="sr-Latn-RS"/>
-        </w:rPr>
+        <w:rPr/>
         <w:drawing>
           <wp:inline distT="0" distB="0" distL="0" distR="0">
             <wp:extent cx="5039995" cy="5114925"/>
             <wp:effectExtent l="0" t="0" r="0" b="0"/>
-            <wp:docPr id="5" name="Picture 5" descr=""/>
+            <wp:docPr id="6" name="Picture 5" descr=""/>
             <wp:cNvGraphicFramePr>
               <a:graphicFrameLocks xmlns:a="http://schemas.openxmlformats.org/drawingml/2006/main" noChangeAspect="1"/>
             </wp:cNvGraphicFramePr>
@@ -6555,13 +6809,13 @@
               <a:graphicData uri="http://schemas.openxmlformats.org/drawingml/2006/picture">
                 <pic:pic xmlns:pic="http://schemas.openxmlformats.org/drawingml/2006/picture">
                   <pic:nvPicPr>
-                    <pic:cNvPr id="5" name="Picture 5" descr=""/>
+                    <pic:cNvPr id="6" name="Picture 5" descr=""/>
                     <pic:cNvPicPr>
                       <a:picLocks noChangeAspect="1" noChangeArrowheads="1"/>
                     </pic:cNvPicPr>
                   </pic:nvPicPr>
                   <pic:blipFill>
-                    <a:blip r:embed="rId6"/>
+                    <a:blip r:embed="rId7"/>
                     <a:stretch>
                       <a:fillRect/>
                     </a:stretch>
@@ -6907,14 +7161,12 @@
         </w:rPr>
       </w:pPr>
       <w:r>
-        <w:rPr>
-          <w:lang w:val="sr-Latn-RS"/>
-        </w:rPr>
+        <w:rPr/>
         <w:drawing>
           <wp:inline distT="0" distB="0" distL="0" distR="0">
             <wp:extent cx="6766560" cy="7355840"/>
             <wp:effectExtent l="0" t="0" r="0" b="0"/>
-            <wp:docPr id="6" name="Picture 6" descr=""/>
+            <wp:docPr id="7" name="Picture 6" descr=""/>
             <wp:cNvGraphicFramePr>
               <a:graphicFrameLocks xmlns:a="http://schemas.openxmlformats.org/drawingml/2006/main" noChangeAspect="1"/>
             </wp:cNvGraphicFramePr>
@@ -6922,13 +7174,13 @@
               <a:graphicData uri="http://schemas.openxmlformats.org/drawingml/2006/picture">
                 <pic:pic xmlns:pic="http://schemas.openxmlformats.org/drawingml/2006/picture">
                   <pic:nvPicPr>
-                    <pic:cNvPr id="6" name="Picture 6" descr=""/>
+                    <pic:cNvPr id="7" name="Picture 6" descr=""/>
                     <pic:cNvPicPr>
                       <a:picLocks noChangeAspect="1" noChangeArrowheads="1"/>
                     </pic:cNvPicPr>
                   </pic:nvPicPr>
                   <pic:blipFill>
-                    <a:blip r:embed="rId7"/>
+                    <a:blip r:embed="rId8"/>
                     <a:stretch>
                       <a:fillRect/>
                     </a:stretch>
@@ -7407,14 +7659,12 @@
         </w:rPr>
       </w:pPr>
       <w:r>
-        <w:rPr>
-          <w:lang w:val="sr-Latn-RS"/>
-        </w:rPr>
+        <w:rPr/>
         <w:drawing>
           <wp:inline distT="0" distB="0" distL="0" distR="0">
             <wp:extent cx="6577330" cy="5635625"/>
             <wp:effectExtent l="0" t="0" r="0" b="0"/>
-            <wp:docPr id="7" name="Picture 7" descr=""/>
+            <wp:docPr id="8" name="Picture 7" descr=""/>
             <wp:cNvGraphicFramePr>
               <a:graphicFrameLocks xmlns:a="http://schemas.openxmlformats.org/drawingml/2006/main" noChangeAspect="1"/>
             </wp:cNvGraphicFramePr>
@@ -7422,13 +7672,13 @@
               <a:graphicData uri="http://schemas.openxmlformats.org/drawingml/2006/picture">
                 <pic:pic xmlns:pic="http://schemas.openxmlformats.org/drawingml/2006/picture">
                   <pic:nvPicPr>
-                    <pic:cNvPr id="7" name="Picture 7" descr=""/>
+                    <pic:cNvPr id="8" name="Picture 7" descr=""/>
                     <pic:cNvPicPr>
                       <a:picLocks noChangeAspect="1" noChangeArrowheads="1"/>
                     </pic:cNvPicPr>
                   </pic:nvPicPr>
                   <pic:blipFill>
-                    <a:blip r:embed="rId8"/>
+                    <a:blip r:embed="rId9"/>
                     <a:stretch>
                       <a:fillRect/>
                     </a:stretch>
@@ -7937,14 +8187,12 @@
         </w:rPr>
       </w:pPr>
       <w:r>
-        <w:rPr>
-          <w:lang w:val="sr-Latn-RS"/>
-        </w:rPr>
+        <w:rPr/>
         <w:drawing>
           <wp:inline distT="0" distB="0" distL="0" distR="0">
             <wp:extent cx="6766560" cy="2972435"/>
             <wp:effectExtent l="0" t="0" r="0" b="0"/>
-            <wp:docPr id="8" name="Picture 8" descr=""/>
+            <wp:docPr id="9" name="Picture 8" descr=""/>
             <wp:cNvGraphicFramePr>
               <a:graphicFrameLocks xmlns:a="http://schemas.openxmlformats.org/drawingml/2006/main" noChangeAspect="1"/>
             </wp:cNvGraphicFramePr>
@@ -7952,13 +8200,13 @@
               <a:graphicData uri="http://schemas.openxmlformats.org/drawingml/2006/picture">
                 <pic:pic xmlns:pic="http://schemas.openxmlformats.org/drawingml/2006/picture">
                   <pic:nvPicPr>
-                    <pic:cNvPr id="8" name="Picture 8" descr=""/>
+                    <pic:cNvPr id="9" name="Picture 8" descr=""/>
                     <pic:cNvPicPr>
                       <a:picLocks noChangeAspect="1" noChangeArrowheads="1"/>
                     </pic:cNvPicPr>
                   </pic:nvPicPr>
                   <pic:blipFill>
-                    <a:blip r:embed="rId9"/>
+                    <a:blip r:embed="rId10"/>
                     <a:stretch>
                       <a:fillRect/>
                     </a:stretch>
@@ -9020,14 +9268,12 @@
         </w:rPr>
       </w:pPr>
       <w:r>
-        <w:rPr>
-          <w:lang w:val="sr-Latn-RS"/>
-        </w:rPr>
+        <w:rPr/>
         <w:drawing>
           <wp:inline distT="0" distB="0" distL="0" distR="0">
             <wp:extent cx="4089400" cy="8481060"/>
             <wp:effectExtent l="0" t="0" r="0" b="0"/>
-            <wp:docPr id="9" name="Picture 9" descr=""/>
+            <wp:docPr id="10" name="Picture 9" descr=""/>
             <wp:cNvGraphicFramePr>
               <a:graphicFrameLocks xmlns:a="http://schemas.openxmlformats.org/drawingml/2006/main" noChangeAspect="1"/>
             </wp:cNvGraphicFramePr>
@@ -9035,13 +9281,13 @@
               <a:graphicData uri="http://schemas.openxmlformats.org/drawingml/2006/picture">
                 <pic:pic xmlns:pic="http://schemas.openxmlformats.org/drawingml/2006/picture">
                   <pic:nvPicPr>
-                    <pic:cNvPr id="9" name="Picture 9" descr=""/>
+                    <pic:cNvPr id="10" name="Picture 9" descr=""/>
                     <pic:cNvPicPr>
                       <a:picLocks noChangeAspect="1" noChangeArrowheads="1"/>
                     </pic:cNvPicPr>
                   </pic:nvPicPr>
                   <pic:blipFill>
-                    <a:blip r:embed="rId10"/>
+                    <a:blip r:embed="rId11"/>
                     <a:stretch>
                       <a:fillRect/>
                     </a:stretch>
@@ -9785,14 +10031,12 @@
         </w:rPr>
       </w:pPr>
       <w:r>
-        <w:rPr>
-          <w:lang w:val="sr-Latn-RS"/>
-        </w:rPr>
+        <w:rPr/>
         <w:drawing>
           <wp:inline distT="0" distB="0" distL="0" distR="0">
             <wp:extent cx="6553200" cy="8481060"/>
             <wp:effectExtent l="0" t="0" r="0" b="0"/>
-            <wp:docPr id="10" name="Picture 10" descr=""/>
+            <wp:docPr id="11" name="Picture 10" descr=""/>
             <wp:cNvGraphicFramePr>
               <a:graphicFrameLocks xmlns:a="http://schemas.openxmlformats.org/drawingml/2006/main" noChangeAspect="1"/>
             </wp:cNvGraphicFramePr>
@@ -9800,13 +10044,13 @@
               <a:graphicData uri="http://schemas.openxmlformats.org/drawingml/2006/picture">
                 <pic:pic xmlns:pic="http://schemas.openxmlformats.org/drawingml/2006/picture">
                   <pic:nvPicPr>
-                    <pic:cNvPr id="10" name="Picture 10" descr=""/>
+                    <pic:cNvPr id="11" name="Picture 10" descr=""/>
                     <pic:cNvPicPr>
                       <a:picLocks noChangeAspect="1" noChangeArrowheads="1"/>
                     </pic:cNvPicPr>
                   </pic:nvPicPr>
                   <pic:blipFill>
-                    <a:blip r:embed="rId11"/>
+                    <a:blip r:embed="rId12"/>
                     <a:stretch>
                       <a:fillRect/>
                     </a:stretch>
@@ -11058,14 +11302,12 @@
         </w:rPr>
       </w:pPr>
       <w:r>
-        <w:rPr>
-          <w:lang w:val="sr-Latn-RS"/>
-        </w:rPr>
+        <w:rPr/>
         <w:drawing>
           <wp:inline distT="0" distB="0" distL="0" distR="0">
             <wp:extent cx="6639560" cy="3778250"/>
             <wp:effectExtent l="0" t="0" r="0" b="0"/>
-            <wp:docPr id="11" name="Picture 11" descr=""/>
+            <wp:docPr id="12" name="Picture 11" descr=""/>
             <wp:cNvGraphicFramePr>
               <a:graphicFrameLocks xmlns:a="http://schemas.openxmlformats.org/drawingml/2006/main" noChangeAspect="1"/>
             </wp:cNvGraphicFramePr>
@@ -11073,13 +11315,13 @@
               <a:graphicData uri="http://schemas.openxmlformats.org/drawingml/2006/picture">
                 <pic:pic xmlns:pic="http://schemas.openxmlformats.org/drawingml/2006/picture">
                   <pic:nvPicPr>
-                    <pic:cNvPr id="11" name="Picture 11" descr=""/>
+                    <pic:cNvPr id="12" name="Picture 11" descr=""/>
                     <pic:cNvPicPr>
                       <a:picLocks noChangeAspect="1" noChangeArrowheads="1"/>
                     </pic:cNvPicPr>
                   </pic:nvPicPr>
                   <pic:blipFill>
-                    <a:blip r:embed="rId12"/>
+                    <a:blip r:embed="rId13"/>
                     <a:stretch>
                       <a:fillRect/>
                     </a:stretch>
@@ -12580,14 +12822,12 @@
         </w:rPr>
       </w:pPr>
       <w:r>
-        <w:rPr>
-          <w:lang w:val="sr-Latn-RS"/>
-        </w:rPr>
+        <w:rPr/>
         <w:drawing>
           <wp:inline distT="0" distB="0" distL="0" distR="0">
             <wp:extent cx="6639560" cy="1859280"/>
             <wp:effectExtent l="0" t="0" r="0" b="0"/>
-            <wp:docPr id="12" name="Picture 12" descr=""/>
+            <wp:docPr id="13" name="Picture 12" descr=""/>
             <wp:cNvGraphicFramePr>
               <a:graphicFrameLocks xmlns:a="http://schemas.openxmlformats.org/drawingml/2006/main" noChangeAspect="1"/>
             </wp:cNvGraphicFramePr>
@@ -12595,13 +12835,13 @@
               <a:graphicData uri="http://schemas.openxmlformats.org/drawingml/2006/picture">
                 <pic:pic xmlns:pic="http://schemas.openxmlformats.org/drawingml/2006/picture">
                   <pic:nvPicPr>
-                    <pic:cNvPr id="12" name="Picture 12" descr=""/>
+                    <pic:cNvPr id="13" name="Picture 12" descr=""/>
                     <pic:cNvPicPr>
                       <a:picLocks noChangeAspect="1" noChangeArrowheads="1"/>
                     </pic:cNvPicPr>
                   </pic:nvPicPr>
                   <pic:blipFill>
-                    <a:blip r:embed="rId13"/>
+                    <a:blip r:embed="rId14"/>
                     <a:stretch>
                       <a:fillRect/>
                     </a:stretch>
@@ -13615,7 +13855,7 @@
           <w:sz w:val="22"/>
           <w:lang w:val="sr-Latn-RS"/>
         </w:rPr>
-        <w:t>Hijerarhija zavisnosti (odgore prema dolje):</w:t>
+        <w:t>Hijerarhija zavisnosti (odozgo prema dole):</w:t>
       </w:r>
     </w:p>
     <w:p>
@@ -13653,7 +13893,7 @@
           <w:sz w:val="22"/>
           <w:lang w:val="sr-Latn-RS"/>
         </w:rPr>
-        <w:t>Princip koji se poštuje: viši slojevi zavise od nižih, ali niži slojevi nikada ne zavise od viših (Dependency Inversion Principle). Krozni zavisnosti su eksplicitno zabranjene.</w:t>
+        <w:t>Princip koji se poštuje: viši slojevi zavise od nižih, ali niži slojevi nikada ne zavise od viših (Dependency Inversion Principle). Obratne zavisnosti su eksplicitno zabranjene.</w:t>
       </w:r>
     </w:p>
     <w:p>
@@ -13665,14 +13905,12 @@
         </w:rPr>
       </w:pPr>
       <w:r>
-        <w:rPr>
-          <w:lang w:val="sr-Latn-RS"/>
-        </w:rPr>
+        <w:rPr/>
         <w:drawing>
           <wp:inline distT="0" distB="0" distL="0" distR="0">
             <wp:extent cx="6766560" cy="3333115"/>
             <wp:effectExtent l="0" t="0" r="0" b="0"/>
-            <wp:docPr id="13" name="Picture 13" descr=""/>
+            <wp:docPr id="14" name="Picture 13" descr=""/>
             <wp:cNvGraphicFramePr>
               <a:graphicFrameLocks xmlns:a="http://schemas.openxmlformats.org/drawingml/2006/main" noChangeAspect="1"/>
             </wp:cNvGraphicFramePr>
@@ -13680,13 +13918,13 @@
               <a:graphicData uri="http://schemas.openxmlformats.org/drawingml/2006/picture">
                 <pic:pic xmlns:pic="http://schemas.openxmlformats.org/drawingml/2006/picture">
                   <pic:nvPicPr>
-                    <pic:cNvPr id="13" name="Picture 13" descr=""/>
+                    <pic:cNvPr id="14" name="Picture 13" descr=""/>
                     <pic:cNvPicPr>
                       <a:picLocks noChangeAspect="1" noChangeArrowheads="1"/>
                     </pic:cNvPicPr>
                   </pic:nvPicPr>
                   <pic:blipFill>
-                    <a:blip r:embed="rId14"/>
+                    <a:blip r:embed="rId15"/>
                     <a:stretch>
                       <a:fillRect/>
                     </a:stretch>
@@ -14984,14 +15222,12 @@
         </w:rPr>
       </w:pPr>
       <w:r>
-        <w:rPr>
-          <w:lang w:val="sr-Latn-RS"/>
-        </w:rPr>
+        <w:rPr/>
         <w:drawing>
           <wp:inline distT="0" distB="0" distL="0" distR="0">
             <wp:extent cx="6799580" cy="2070735"/>
             <wp:effectExtent l="0" t="0" r="0" b="0"/>
-            <wp:docPr id="14" name="Picture 14" descr=""/>
+            <wp:docPr id="15" name="Picture 14" descr=""/>
             <wp:cNvGraphicFramePr>
               <a:graphicFrameLocks xmlns:a="http://schemas.openxmlformats.org/drawingml/2006/main" noChangeAspect="1"/>
             </wp:cNvGraphicFramePr>
@@ -14999,13 +15235,13 @@
               <a:graphicData uri="http://schemas.openxmlformats.org/drawingml/2006/picture">
                 <pic:pic xmlns:pic="http://schemas.openxmlformats.org/drawingml/2006/picture">
                   <pic:nvPicPr>
-                    <pic:cNvPr id="14" name="Picture 14" descr=""/>
+                    <pic:cNvPr id="15" name="Picture 14" descr=""/>
                     <pic:cNvPicPr>
                       <a:picLocks noChangeAspect="1" noChangeArrowheads="1"/>
                     </pic:cNvPicPr>
                   </pic:nvPicPr>
                   <pic:blipFill>
-                    <a:blip r:embed="rId15"/>
+                    <a:blip r:embed="rId16"/>
                     <a:stretch>
                       <a:fillRect/>
                     </a:stretch>
@@ -15128,7 +15364,7 @@
           <w:sz w:val="22"/>
           <w:lang w:val="sr-Latn-RS"/>
         </w:rPr>
-        <w:t>Troslojna separacija briga (3 kontrolera)</w:t>
+        <w:t>Troslojna separacija  (3 kontrolera)</w:t>
       </w:r>
     </w:p>
     <w:p>
@@ -15272,7 +15508,7 @@
           <w:sz w:val="22"/>
           <w:lang w:val="sr-Latn-RS"/>
         </w:rPr>
-        <w:t>Čovek-u-petlji (Human-in-the-Loop)</w:t>
+        <w:t>Čovek u komadnom lancu (Human-in-the-Loop)</w:t>
       </w:r>
     </w:p>
     <w:p>
@@ -16159,12 +16395,12 @@
       </w:r>
     </w:p>
     <w:sectPr>
-      <w:headerReference w:type="even" r:id="rId16"/>
-      <w:headerReference w:type="default" r:id="rId17"/>
-      <w:headerReference w:type="first" r:id="rId18"/>
-      <w:footerReference w:type="even" r:id="rId19"/>
-      <w:footerReference w:type="default" r:id="rId20"/>
-      <w:footerReference w:type="first" r:id="rId21"/>
+      <w:headerReference w:type="even" r:id="rId17"/>
+      <w:headerReference w:type="default" r:id="rId18"/>
+      <w:headerReference w:type="first" r:id="rId19"/>
+      <w:footerReference w:type="even" r:id="rId20"/>
+      <w:footerReference w:type="default" r:id="rId21"/>
+      <w:footerReference w:type="first" r:id="rId22"/>
       <w:type w:val="nextPage"/>
       <w:pgSz w:w="11906" w:h="16838"/>
       <w:pgMar w:left="720" w:right="374" w:gutter="0" w:header="0" w:top="691" w:footer="720" w:bottom="1303"/>
@@ -16196,6 +16432,9 @@
   <w:p>
     <w:pPr>
       <w:pStyle w:val="Footer"/>
+      <w:widowControl/>
+      <w:suppressAutoHyphens w:val="true"/>
+      <w:bidi w:val="0"/>
       <w:jc w:val="right"/>
       <w:rPr/>
     </w:pPr>
@@ -16213,7 +16452,7 @@
     </w:r>
     <w:r>
       <w:rPr/>
-      <w:t>02</w:t>
+      <w:t>26</w:t>
     </w:r>
     <w:r>
       <w:rPr/>
@@ -16228,6 +16467,9 @@
   <w:p>
     <w:pPr>
       <w:pStyle w:val="Footer"/>
+      <w:widowControl/>
+      <w:suppressAutoHyphens w:val="true"/>
+      <w:bidi w:val="0"/>
       <w:jc w:val="right"/>
       <w:rPr/>
     </w:pPr>
@@ -16245,7 +16487,7 @@
     </w:r>
     <w:r>
       <w:rPr/>
-      <w:t>02</w:t>
+      <w:t>26</w:t>
     </w:r>
     <w:r>
       <w:rPr/>
